--- a/examples/1_detection/doc/dfr_adwin.docx
+++ b/examples/1_detection/doc/dfr_adwin.docx
@@ -1433,7 +1433,7 @@
         <w:rPr>
           <w:rStyle w:val="VerbatimChar"/>
         </w:rPr>
-        <w:t xml:space="preserve">## [1] "Successfull run at 2026-05-05 14:12:34.418415"</w:t>
+        <w:t xml:space="preserve">## [1] "Successfull run at 2026-05-05 15:26:12.190901"</w:t>
       </w:r>
     </w:p>
     <w:bookmarkEnd w:id="27"/>

--- a/examples/1_detection/doc/dfr_adwin.docx
+++ b/examples/1_detection/doc/dfr_adwin.docx
@@ -10,7 +10,7 @@
         <w:t xml:space="preserve">dfr_adwin Example</w:t>
       </w:r>
     </w:p>
-    <w:bookmarkStart w:id="28" w:name="adwin-example"/>
+    <w:bookmarkStart w:id="17" w:name="adwin-example"/>
     <w:p>
       <w:pPr>
         <w:pStyle w:val="Heading1"/>
@@ -71,7 +71,7 @@
       <w:r>
         <w:t xml:space="preserve"> </w:t>
       </w:r>
-      <w:hyperlink r:id="rId20">
+      <w:hyperlink r:id="rId9">
         <w:r>
           <w:rPr>
             <w:rStyle w:val="Hyperlink"/>
@@ -80,7 +80,7 @@
         </w:r>
       </w:hyperlink>
     </w:p>
-    <w:bookmarkStart w:id="27" w:name="learning-goal"/>
+    <w:bookmarkStart w:id="16" w:name="learning-goal"/>
     <w:p>
       <w:pPr>
         <w:pStyle w:val="Heading2"/>
@@ -396,18 +396,18 @@
           <wp:inline>
             <wp:extent cx="4620126" cy="3696101"/>
             <wp:effectExtent b="0" l="0" r="0" t="0"/>
-            <wp:docPr descr="" title="" id="22" name="Picture"/>
+            <wp:docPr descr="" title="" id="11" name="Picture"/>
             <a:graphic>
               <a:graphicData uri="http://schemas.openxmlformats.org/drawingml/2006/picture">
                 <pic:pic>
                   <pic:nvPicPr>
-                    <pic:cNvPr descr="/home/lucas/heimdall/examples/1_detection/doc/dfr_adwin_files/ba96618850f51d5c2559243c2f95f19edf3e33a6.png" id="23" name="Picture"/>
+                    <pic:cNvPr descr="/home/lucas/heimdall/examples/1_detection/doc/dfr_adwin_files/ba96618850f51d5c2559243c2f95f19edf3e33a6.png" id="12" name="Picture"/>
                     <pic:cNvPicPr>
                       <a:picLocks noChangeArrowheads="1" noChangeAspect="1"/>
                     </pic:cNvPicPr>
                   </pic:nvPicPr>
                   <pic:blipFill>
-                    <a:blip r:embed="rId21"/>
+                    <a:blip r:embed="rId10"/>
                     <a:stretch>
                       <a:fillRect/>
                     </a:stretch>
@@ -1334,18 +1334,18 @@
           <wp:inline>
             <wp:extent cx="4620126" cy="3696101"/>
             <wp:effectExtent b="0" l="0" r="0" t="0"/>
-            <wp:docPr descr="" title="" id="25" name="Picture"/>
+            <wp:docPr descr="" title="" id="14" name="Picture"/>
             <a:graphic>
               <a:graphicData uri="http://schemas.openxmlformats.org/drawingml/2006/picture">
                 <pic:pic>
                   <pic:nvPicPr>
-                    <pic:cNvPr descr="/home/lucas/heimdall/examples/1_detection/doc/dfr_adwin_files/e6525d0cc12bfe4ff9f19c97b303b50bb69f1786.png" id="26" name="Picture"/>
+                    <pic:cNvPr descr="/home/lucas/heimdall/examples/1_detection/doc/dfr_adwin_files/e6525d0cc12bfe4ff9f19c97b303b50bb69f1786.png" id="15" name="Picture"/>
                     <pic:cNvPicPr>
                       <a:picLocks noChangeArrowheads="1" noChangeAspect="1"/>
                     </pic:cNvPicPr>
                   </pic:nvPicPr>
                   <pic:blipFill>
-                    <a:blip r:embed="rId24"/>
+                    <a:blip r:embed="rId13"/>
                     <a:stretch>
                       <a:fillRect/>
                     </a:stretch>
@@ -1433,11 +1433,11 @@
         <w:rPr>
           <w:rStyle w:val="VerbatimChar"/>
         </w:rPr>
-        <w:t xml:space="preserve">## [1] "Successfull run at 2026-05-05 15:26:12.190901"</w:t>
+        <w:t xml:space="preserve">## [1] "Successfull run at 2026-05-20 15:39:14.732853"</w:t>
       </w:r>
     </w:p>
-    <w:bookmarkEnd w:id="27"/>
-    <w:bookmarkEnd w:id="28"/>
+    <w:bookmarkEnd w:id="16"/>
+    <w:bookmarkEnd w:id="17"/>
     <w:sectPr>
       <w:footnotePr>
         <w:numRestart w:val="eachSect"/>
@@ -1674,10 +1674,10 @@
   <w:docDefaults>
     <w:rPrDefault>
       <w:rPr>
-        <w:rFonts w:asciiTheme="minorHAnsi" w:cstheme="minorBidi" w:eastAsiaTheme="minorHAnsi" w:hAnsiTheme="minorHAnsi"/>
+        <w:rFonts w:asciiTheme="minorHAnsi" w:cstheme="minorBidi" w:eastAsiaTheme="minorEastAsia" w:hAnsiTheme="minorHAnsi"/>
         <w:sz w:val="24"/>
         <w:szCs w:val="24"/>
-        <w:lang w:bidi="ar-SA" w:eastAsia="en-US" w:val="en-US"/>
+        <w:lang w:bidi="ar-SA" w:eastAsia="zh-CN" w:val="en-US"/>
       </w:rPr>
     </w:rPrDefault>
     <w:pPrDefault>
@@ -2218,13 +2218,6 @@
       </w:tblCellMar>
     </w:tblPr>
     <w:tblStylePr w:type="firstRow">
-      <w:tblPr>
-        <w:jc w:val="left"/>
-        <w:tblInd w:type="dxa" w:w="0"/>
-      </w:tblPr>
-      <w:trPr>
-        <w:jc w:val="left"/>
-      </w:trPr>
       <w:tcPr>
         <w:tcBorders>
           <w:bottom w:val="single"/>

--- a/examples/1_detection/doc/dfr_adwin.docx
+++ b/examples/1_detection/doc/dfr_adwin.docx
@@ -1433,7 +1433,7 @@
         <w:rPr>
           <w:rStyle w:val="VerbatimChar"/>
         </w:rPr>
-        <w:t xml:space="preserve">## [1] "Successfull run at 2026-05-20 15:39:14.732853"</w:t>
+        <w:t xml:space="preserve">## [1] "Successfull run at 2026-05-21 16:07:25.862281"</w:t>
       </w:r>
     </w:p>
     <w:bookmarkEnd w:id="16"/>
